--- a/Running Manually.docx
+++ b/Running Manually.docx
@@ -1,6 +1,6 @@
 
 <file path=word/document.xml><?xml version="1.0" encoding="utf-8"?>
-<w:document xmlns:wpc="http://schemas.microsoft.com/office/word/2010/wordprocessingCanvas" xmlns:cx="http://schemas.microsoft.com/office/drawing/2014/chartex" xmlns:cx1="http://schemas.microsoft.com/office/drawing/2015/9/8/chartex" xmlns:cx2="http://schemas.microsoft.com/office/drawing/2015/10/21/chartex" xmlns:cx3="http://schemas.microsoft.com/office/drawing/2016/5/9/chartex" xmlns:cx4="http://schemas.microsoft.com/office/drawing/2016/5/10/chartex" xmlns:cx5="http://schemas.microsoft.com/office/drawing/2016/5/11/chartex" xmlns:cx6="http://schemas.microsoft.com/office/drawing/2016/5/12/chartex" xmlns:cx7="http://schemas.microsoft.com/office/drawing/2016/5/13/chartex" xmlns:cx8="http://schemas.microsoft.com/office/drawing/2016/5/14/chartex" xmlns:mc="http://schemas.openxmlformats.org/markup-compatibility/2006" xmlns:aink="http://schemas.microsoft.com/office/drawing/2016/ink" xmlns:am3d="http://schemas.microsoft.com/office/drawing/2017/model3d" xmlns:o="urn:schemas-microsoft-com:office:office" xmlns:oel="http://schemas.microsoft.com/office/2019/extlst" xmlns:r="http://schemas.openxmlformats.org/officeDocument/2006/relationships" xmlns:m="http://schemas.openxmlformats.org/officeDocument/2006/math" xmlns:v="urn:schemas-microsoft-com:vml" xmlns:wp14="http://schemas.microsoft.com/office/word/2010/wordprocessingDrawing" xmlns:wp="http://schemas.openxmlformats.org/drawingml/2006/wordprocessingDrawing" xmlns:w10="urn:schemas-microsoft-com:office:word" xmlns:w="http://schemas.openxmlformats.org/wordprocessingml/2006/main" xmlns:w14="http://schemas.microsoft.com/office/word/2010/wordml" xmlns:w15="http://schemas.microsoft.com/office/word/2012/wordml" xmlns:w16cex="http://schemas.microsoft.com/office/word/2018/wordml/cex" xmlns:w16cid="http://schemas.microsoft.com/office/word/2016/wordml/cid" xmlns:w16="http://schemas.microsoft.com/office/word/2018/wordml" xmlns:w16sdtdh="http://schemas.microsoft.com/office/word/2020/wordml/sdtdatahash" xmlns:w16se="http://schemas.microsoft.com/office/word/2015/wordml/symex" xmlns:wpg="http://schemas.microsoft.com/office/word/2010/wordprocessingGroup" xmlns:wpi="http://schemas.microsoft.com/office/word/2010/wordprocessingInk" xmlns:wne="http://schemas.microsoft.com/office/word/2006/wordml" xmlns:wps="http://schemas.microsoft.com/office/word/2010/wordprocessingShape" mc:Ignorable="w14 w15 w16se w16cid w16 w16cex w16sdtdh wp14">
+<w:document xmlns:wpc="http://schemas.microsoft.com/office/word/2010/wordprocessingCanvas" xmlns:cx="http://schemas.microsoft.com/office/drawing/2014/chartex" xmlns:cx1="http://schemas.microsoft.com/office/drawing/2015/9/8/chartex" xmlns:cx2="http://schemas.microsoft.com/office/drawing/2015/10/21/chartex" xmlns:cx3="http://schemas.microsoft.com/office/drawing/2016/5/9/chartex" xmlns:cx4="http://schemas.microsoft.com/office/drawing/2016/5/10/chartex" xmlns:cx5="http://schemas.microsoft.com/office/drawing/2016/5/11/chartex" xmlns:cx6="http://schemas.microsoft.com/office/drawing/2016/5/12/chartex" xmlns:cx7="http://schemas.microsoft.com/office/drawing/2016/5/13/chartex" xmlns:cx8="http://schemas.microsoft.com/office/drawing/2016/5/14/chartex" xmlns:mc="http://schemas.openxmlformats.org/markup-compatibility/2006" xmlns:aink="http://schemas.microsoft.com/office/drawing/2016/ink" xmlns:am3d="http://schemas.microsoft.com/office/drawing/2017/model3d" xmlns:o="urn:schemas-microsoft-com:office:office" xmlns:oel="http://schemas.microsoft.com/office/2019/extlst" xmlns:r="http://schemas.openxmlformats.org/officeDocument/2006/relationships" xmlns:m="http://schemas.openxmlformats.org/officeDocument/2006/math" xmlns:v="urn:schemas-microsoft-com:vml" xmlns:wp14="http://schemas.microsoft.com/office/word/2010/wordprocessingDrawing" xmlns:wp="http://schemas.openxmlformats.org/drawingml/2006/wordprocessingDrawing" xmlns:w10="urn:schemas-microsoft-com:office:word" xmlns:w="http://schemas.openxmlformats.org/wordprocessingml/2006/main" xmlns:w14="http://schemas.microsoft.com/office/word/2010/wordml" xmlns:w15="http://schemas.microsoft.com/office/word/2012/wordml" xmlns:w16cex="http://schemas.microsoft.com/office/word/2018/wordml/cex" xmlns:w16cid="http://schemas.microsoft.com/office/word/2016/wordml/cid" xmlns:w16="http://schemas.microsoft.com/office/word/2018/wordml" xmlns:w16du="http://schemas.microsoft.com/office/word/2023/wordml/word16du" xmlns:w16sdtdh="http://schemas.microsoft.com/office/word/2020/wordml/sdtdatahash" xmlns:w16sdtfl="http://schemas.microsoft.com/office/word/2024/wordml/sdtformatlock" xmlns:w16se="http://schemas.microsoft.com/office/word/2015/wordml/symex" xmlns:wpg="http://schemas.microsoft.com/office/word/2010/wordprocessingGroup" xmlns:wpi="http://schemas.microsoft.com/office/word/2010/wordprocessingInk" xmlns:wne="http://schemas.microsoft.com/office/word/2006/wordml" xmlns:wps="http://schemas.microsoft.com/office/word/2010/wordprocessingShape" mc:Ignorable="w14 w15 w16se w16cid w16 w16cex w16sdtdh w16sdtfl w16du wp14">
   <w:body>
     <w:p>
       <w:pPr>
@@ -64,24 +64,38 @@
         <w:rPr>
           <w:highlight w:val="white"/>
         </w:rPr>
-        <w:t xml:space="preserve">, and Robust without it.  </w:t>
-      </w:r>
+        <w:t>, and Robust without it</w:t>
+      </w:r>
+      <w:proofErr w:type="gramStart"/>
+      <w:r>
+        <w:rPr>
+          <w:highlight w:val="white"/>
+        </w:rPr>
+        <w:t xml:space="preserve">.  </w:t>
+      </w:r>
+      <w:proofErr w:type="gramEnd"/>
     </w:p>
     <w:p>
       <w:r>
-        <w:t>Step 1:  Navigate to Outworldzfiles\</w:t>
-      </w:r>
-      <w:r>
-        <w:rPr>
-          <w:color w:val="000000"/>
-        </w:rPr>
-        <w:t xml:space="preserve"> </w:t>
-      </w:r>
-      <w:r>
-        <w:rPr>
-          <w:color w:val="000000"/>
-        </w:rPr>
-        <w:t>mysql\b</w:t>
+        <w:t xml:space="preserve">Step 1:  Navigate to </w:t>
+      </w:r>
+      <w:r>
+        <w:t>Outworld files</w:t>
+      </w:r>
+      <w:r>
+        <w:t>\</w:t>
+      </w:r>
+      <w:r>
+        <w:rPr>
+          <w:color w:val="000000"/>
+        </w:rPr>
+        <w:t>MySQL</w:t>
+      </w:r>
+      <w:r>
+        <w:rPr>
+          <w:color w:val="000000"/>
+        </w:rPr>
+        <w:t>\b</w:t>
       </w:r>
       <w:r>
         <w:rPr>
@@ -90,25 +104,49 @@
         <w:t xml:space="preserve">in and run “StartManually.bat”. </w:t>
       </w:r>
       <w:r>
-        <w:t xml:space="preserve">This will boot Mysql.  </w:t>
-      </w:r>
+        <w:t xml:space="preserve">This will boot </w:t>
+      </w:r>
+      <w:r>
+        <w:t>MySQL</w:t>
+      </w:r>
+      <w:proofErr w:type="gramStart"/>
+      <w:r>
+        <w:t xml:space="preserve">.  </w:t>
+      </w:r>
+      <w:proofErr w:type="gramEnd"/>
       <w:r>
         <w:t xml:space="preserve"> StopMysql.bat is there</w:t>
       </w:r>
       <w:r>
-        <w:t xml:space="preserve"> which wil gracefully stop MySQL</w:t>
-      </w:r>
+        <w:t xml:space="preserve"> which wi</w:t>
+      </w:r>
+      <w:r>
+        <w:t>l</w:t>
+      </w:r>
+      <w:r>
+        <w:t>l gracefully stop MySQL</w:t>
+      </w:r>
+      <w:proofErr w:type="gramStart"/>
       <w:r>
         <w:t xml:space="preserve">.  </w:t>
       </w:r>
+      <w:proofErr w:type="gramEnd"/>
       <w:r>
         <w:t xml:space="preserve">You can also </w:t>
       </w:r>
       <w:r>
-        <w:t>run (as an Administrator) InstallAsAService.bat so you do not need to start/stop MySQL.</w:t>
-      </w:r>
-      <w:r>
-        <w:t xml:space="preserve">  It will install itself in Services.msc and start when Windows runs.</w:t>
+        <w:t>run (as an Administrator) InstallAsAService.bat so you do not need to start/stop MySQL</w:t>
+      </w:r>
+      <w:proofErr w:type="gramStart"/>
+      <w:r>
+        <w:t>.</w:t>
+      </w:r>
+      <w:r>
+        <w:t xml:space="preserve">  </w:t>
+      </w:r>
+      <w:proofErr w:type="gramEnd"/>
+      <w:r>
+        <w:t>It will install itself in Services.msc and start when Windows runs.</w:t>
       </w:r>
     </w:p>
     <w:p>
@@ -144,7 +182,15 @@
     </w:p>
     <w:p>
       <w:r>
-        <w:t>Do not close the MySQL box.  Use this batch file:</w:t>
+        <w:t>Do not close the MySQL box</w:t>
+      </w:r>
+      <w:proofErr w:type="gramStart"/>
+      <w:r>
+        <w:t xml:space="preserve">.  </w:t>
+      </w:r>
+      <w:proofErr w:type="gramEnd"/>
+      <w:r>
+        <w:t>Use this batch file:</w:t>
       </w:r>
     </w:p>
     <w:p>
@@ -183,7 +229,14 @@
         <w:rPr>
           <w:color w:val="000088"/>
         </w:rPr>
-        <w:t xml:space="preserve">Step 2. </w:t>
+        <w:t>Step 2</w:t>
+      </w:r>
+      <w:proofErr w:type="gramStart"/>
+      <w:r>
+        <w:rPr>
+          <w:color w:val="000088"/>
+        </w:rPr>
+        <w:t xml:space="preserve">. </w:t>
       </w:r>
       <w:r>
         <w:rPr>
@@ -191,6 +244,7 @@
         </w:rPr>
         <w:t> </w:t>
       </w:r>
+      <w:proofErr w:type="gramEnd"/>
       <w:r>
         <w:t>Run “</w:t>
       </w:r>
@@ -201,7 +255,10 @@
         <w:t>”</w:t>
       </w:r>
       <w:r>
-        <w:t xml:space="preserve"> which starts Robust</w:t>
+        <w:t xml:space="preserve"> which starts </w:t>
+      </w:r>
+      <w:r>
+        <w:t>Robust.</w:t>
       </w:r>
     </w:p>
     <w:p>
@@ -240,7 +297,14 @@
         <w:rPr>
           <w:color w:val="000000"/>
         </w:rPr>
-        <w:t xml:space="preserve">Step 3. </w:t>
+        <w:t>Step 3</w:t>
+      </w:r>
+      <w:proofErr w:type="gramStart"/>
+      <w:r>
+        <w:rPr>
+          <w:color w:val="000000"/>
+        </w:rPr>
+        <w:t xml:space="preserve">. </w:t>
       </w:r>
       <w:r>
         <w:rPr>
@@ -248,6 +312,7 @@
         </w:rPr>
         <w:t> </w:t>
       </w:r>
+      <w:proofErr w:type="gramEnd"/>
       <w:r>
         <w:t xml:space="preserve">Run </w:t>
       </w:r>
@@ -306,13 +371,19 @@
         <w:rPr>
           <w:highlight w:val="white"/>
         </w:rPr>
-        <w:t xml:space="preserve">multiple items </w:t>
+        <w:t xml:space="preserve">multiple </w:t>
       </w:r>
       <w:r>
         <w:rPr>
           <w:highlight w:val="white"/>
         </w:rPr>
-        <w:t xml:space="preserve"> in sequence:</w:t>
+        <w:t>items in</w:t>
+      </w:r>
+      <w:r>
+        <w:rPr>
+          <w:highlight w:val="white"/>
+        </w:rPr>
+        <w:t xml:space="preserve"> sequence:</w:t>
       </w:r>
     </w:p>
     <w:p>
@@ -371,7 +442,19 @@
         <w:rPr>
           <w:color w:val="000000"/>
         </w:rPr>
-        <w:t>cd mysql\b</w:t>
+        <w:t xml:space="preserve">cd </w:t>
+      </w:r>
+      <w:r>
+        <w:rPr>
+          <w:color w:val="000000"/>
+        </w:rPr>
+        <w:t>MySQL</w:t>
+      </w:r>
+      <w:r>
+        <w:rPr>
+          <w:color w:val="000000"/>
+        </w:rPr>
+        <w:t>\b</w:t>
       </w:r>
       <w:r>
         <w:rPr>
@@ -425,7 +508,13 @@
         <w:rPr>
           <w:color w:val="000000"/>
         </w:rPr>
-        <w:t>cd opensim</w:t>
+        <w:t xml:space="preserve">cd </w:t>
+      </w:r>
+      <w:r>
+        <w:rPr>
+          <w:color w:val="000000"/>
+        </w:rPr>
+        <w:t>OpenSim</w:t>
       </w:r>
       <w:r>
         <w:rPr>
@@ -507,7 +596,7 @@
           <w:iCs/>
           <w:color w:val="660066"/>
         </w:rPr>
-        <w:t>AnotherRegion</w:t>
+        <w:t>Another Region</w:t>
       </w:r>
       <w:r>
         <w:rPr>
@@ -547,7 +636,7 @@
 </file>
 
 <file path=word/styles.xml><?xml version="1.0" encoding="utf-8"?>
-<w:styles xmlns:mc="http://schemas.openxmlformats.org/markup-compatibility/2006" xmlns:r="http://schemas.openxmlformats.org/officeDocument/2006/relationships" xmlns:w="http://schemas.openxmlformats.org/wordprocessingml/2006/main" xmlns:w14="http://schemas.microsoft.com/office/word/2010/wordml" xmlns:w15="http://schemas.microsoft.com/office/word/2012/wordml" xmlns:w16cex="http://schemas.microsoft.com/office/word/2018/wordml/cex" xmlns:w16cid="http://schemas.microsoft.com/office/word/2016/wordml/cid" xmlns:w16="http://schemas.microsoft.com/office/word/2018/wordml" xmlns:w16sdtdh="http://schemas.microsoft.com/office/word/2020/wordml/sdtdatahash" xmlns:w16se="http://schemas.microsoft.com/office/word/2015/wordml/symex" mc:Ignorable="w14 w15 w16se w16cid w16 w16cex w16sdtdh">
+<w:styles xmlns:mc="http://schemas.openxmlformats.org/markup-compatibility/2006" xmlns:r="http://schemas.openxmlformats.org/officeDocument/2006/relationships" xmlns:w="http://schemas.openxmlformats.org/wordprocessingml/2006/main" xmlns:w14="http://schemas.microsoft.com/office/word/2010/wordml" xmlns:w15="http://schemas.microsoft.com/office/word/2012/wordml" xmlns:w16cex="http://schemas.microsoft.com/office/word/2018/wordml/cex" xmlns:w16cid="http://schemas.microsoft.com/office/word/2016/wordml/cid" xmlns:w16="http://schemas.microsoft.com/office/word/2018/wordml" xmlns:w16du="http://schemas.microsoft.com/office/word/2023/wordml/word16du" xmlns:w16sdtdh="http://schemas.microsoft.com/office/word/2020/wordml/sdtdatahash" xmlns:w16sdtfl="http://schemas.microsoft.com/office/word/2024/wordml/sdtformatlock" xmlns:w16se="http://schemas.microsoft.com/office/word/2015/wordml/symex" mc:Ignorable="w14 w15 w16se w16cid w16 w16cex w16sdtdh w16sdtfl w16du">
   <w:docDefaults>
     <w:rPrDefault>
       <w:rPr>
